--- a/kawasaki_project/01_第10期_最新版成果品/川崎町_計画書_別冊_詳細分析_R8.10.4.docx
+++ b/kawasaki_project/01_第10期_最新版成果品/川崎町_計画書_別冊_詳細分析_R8.10.4.docx
@@ -11324,7 +11324,7 @@
         <w:sz w:val="16"/>
         <w:szCs w:val="16"/>
       </w:rPr>
-      <w:t xml:space="preserve">川崎町高齢者保健福祉計画・第10期介護保険事業計画　計画書素案 Ver.2.9</w:t>
+      <w:t xml:space="preserve">川崎町高齢者保健福祉計画・第10期介護保険事業計画　計画書素案 Ver.2.10</w:t>
     </w:r>
   </w:p>
 </w:hdr>
